--- a/CV_KAU_El_Ghali_Sany Arabic.docx
+++ b/CV_KAU_El_Ghali_Sany Arabic.docx
@@ -20,7 +20,7 @@
           <w:sz w:val="22"/>
           <w:rtl/>
         </w:rPr>
-        <w:t>الغالي الساني</w:t>
+        <w:t>El Ghali Sany</w:t>
       </w:r>
     </w:p>
     <w:p>
@@ -120,7 +120,7 @@
           <w:szCs w:val="14"/>
           <w:rtl/>
         </w:rPr>
-        <w:t xml:space="preserve">الملف </w:t>
+        <w:t xml:space="preserve">LinkedIn</w:t>
       </w:r>
       <w:proofErr w:type="gramStart"/>
       <w:r>
@@ -131,7 +131,7 @@
           <w:szCs w:val="14"/>
           <w:rtl/>
         </w:rPr>
-        <w:t>التعريفي</w:t>
+        <w:t/>
       </w:r>
       <w:r>
         <w:rPr>
@@ -170,62 +170,9 @@
             <w:sz w:val="14"/>
             <w:szCs w:val="14"/>
           </w:rPr>
-          <w:t>https://el2545.github.io/portfolio-KAU/</w:t>
+          <w:t>linkedin.com/in/el-ghali-sany-589090251/</w:t>
         </w:r>
       </w:hyperlink>
-      <w:r>
-        <w:rPr>
-          <w:color w:val="404040" w:themeColor="text1" w:themeTint="BF"/>
-          <w:sz w:val="14"/>
-          <w:szCs w:val="14"/>
-        </w:rPr>
-        <w:t xml:space="preserve"> </w:t>
-      </w:r>
-      <w:r>
-        <w:rPr>
-          <w:rFonts w:cs="Arial"/>
-          <w:color w:val="404040" w:themeColor="text1" w:themeTint="BF"/>
-          <w:sz w:val="14"/>
-          <w:szCs w:val="14"/>
-          <w:rtl/>
-        </w:rPr>
-        <w:t xml:space="preserve"> </w:t>
-      </w:r>
-      <w:r>
-        <w:rPr>
-          <w:color w:val="404040" w:themeColor="text1" w:themeTint="BF"/>
-          <w:sz w:val="14"/>
-          <w:szCs w:val="14"/>
-        </w:rPr>
-        <w:t xml:space="preserve"> LinkedIn: </w:t>
-      </w:r>
-      <w:hyperlink r:id="rId7" w:history="1">
-        <w:r>
-          <w:rPr>
-            <w:rStyle w:val="Lienhypertexte"/>
-            <w:color w:val="404040" w:themeColor="text1" w:themeTint="BF"/>
-            <w:sz w:val="14"/>
-            <w:szCs w:val="14"/>
-          </w:rPr>
-          <w:t>Elghali Sany</w:t>
-        </w:r>
-      </w:hyperlink>
-      <w:r>
-        <w:rPr>
-          <w:color w:val="404040" w:themeColor="text1" w:themeTint="BF"/>
-          <w:sz w:val="14"/>
-          <w:szCs w:val="14"/>
-        </w:rPr>
-        <w:t xml:space="preserve"> </w:t>
-      </w:r>
-      <w:r>
-        <w:rPr>
-          <w:color w:val="404040" w:themeColor="text1" w:themeTint="BF"/>
-          <w:sz w:val="14"/>
-          <w:szCs w:val="14"/>
-        </w:rPr>
-        <w:t>|</w:t>
-      </w:r>
     </w:p>
     <w:p>
       <w:pPr>
